--- a/шаблони/Шаблон_Рапорт_котлове_ГРУПОВИЙ (3).docx
+++ b/шаблони/Шаблон_Рапорт_котлове_ГРУПОВИЙ (3).docx
@@ -4,9 +4,10 @@
   <w:body>
     <w:p>
       <w:pPr>
+        <w:suppressAutoHyphens/>
         <w:spacing w:after="0" w:line="240" w:lineRule="auto"/>
-        <w:ind w:left="5103"/>
-        <w:jc w:val="both"/>
+        <w:ind w:left="4395"/>
+        <w:jc w:val="left"/>
         <w:rPr>
           <w:rFonts w:ascii="Times New Roman" w:eastAsia="Times New Roman" w:hAnsi="Times New Roman" w:cs="Times New Roman"/>
           <w:sz w:val="28"/>
@@ -23,30 +24,6 @@
         </w:rPr>
         <w:t xml:space="preserve">Начальнику Військового коледжу сержантського складу Харківського національного університету Повітряних Сил</w:t>
       </w:r>
-    </w:p>
-    <w:p>
-      <w:pPr>
-        <w:spacing w:after="0" w:line="240" w:lineRule="auto"/>
-        <w:jc w:val="both"/>
-        <w:rPr>
-          <w:rFonts w:ascii="Times New Roman" w:eastAsia="Times New Roman" w:hAnsi="Times New Roman" w:cs="Times New Roman"/>
-          <w:sz w:val="28"/>
-          <w:szCs w:val="28"/>
-          <w:lang w:val="uk-UA" w:eastAsia="ru-RU"/>
-        </w:rPr>
-      </w:pPr>
-    </w:p>
-    <w:p>
-      <w:pPr>
-        <w:spacing w:after="0" w:line="240" w:lineRule="auto"/>
-        <w:jc w:val="both"/>
-        <w:rPr>
-          <w:rFonts w:ascii="Times New Roman" w:eastAsia="Times New Roman" w:hAnsi="Times New Roman" w:cs="Times New Roman"/>
-          <w:sz w:val="28"/>
-          <w:szCs w:val="28"/>
-          <w:lang w:val="uk-UA" w:eastAsia="ru-RU"/>
-        </w:rPr>
-      </w:pPr>
     </w:p>
     <w:p>
       <w:pPr>
@@ -165,20 +142,21 @@
         <w:t xml:space="preserve">{{#список}}</w:t>
       </w:r>
     </w:p>
-    <w:p>
-      <w:pPr>
-        <w:tabs>
-          <w:tab w:val="left" w:pos="2410"/>
-        </w:tabs>
-        <w:spacing w:after="0" w:line="240" w:lineRule="auto"/>
-        <w:jc w:val="both"/>
-        <w:rPr>
-          <w:rFonts w:ascii="Times New Roman" w:eastAsia="Times New Roman" w:hAnsi="Times New Roman" w:cs="Times New Roman"/>
-          <w:sz w:val="28"/>
-          <w:szCs w:val="28"/>
-          <w:lang w:val="uk-UA" w:eastAsia="ru-RU"/>
-        </w:rPr>
-      </w:pPr>
+    <w:pPr>
+      <w:tabs>
+        <w:tab w:val="left" w:pos="2410"/>
+      </w:tabs>
+      <w:spacing w:after="0" w:line="240" w:lineRule="auto"/>
+      <w:ind w:firstLine="567"/>
+      <w:jc w:val="both"/>
+      <w:rPr>
+        <w:rFonts w:ascii="Times New Roman" w:eastAsia="Times New Roman" w:hAnsi="Times New Roman" w:cs="Times New Roman"/>
+        <w:sz w:val="28"/>
+        <w:szCs w:val="28"/>
+        <w:lang w:val="uk-UA" w:eastAsia="ru-RU"/>
+      </w:rPr>
+    </w:pPr>
+    <w:p>
       <w:r>
         <w:rPr>
           <w:rFonts w:ascii="Times New Roman" w:eastAsia="Times New Roman" w:hAnsi="Times New Roman" w:cs="Times New Roman"/>
@@ -195,7 +173,7 @@
           <w:szCs w:val="28"/>
           <w:lang w:val="uk-UA" w:eastAsia="ru-RU"/>
         </w:rPr>
-        <w:tab/>
+        <w:t xml:space="preserve"> </w:t>
       </w:r>
       <w:r>
         <w:rPr>
@@ -256,9 +234,9 @@
     </w:p>
     <w:p>
       <w:pPr>
+        <w:keepNext/>
         <w:spacing w:after="0" w:line="240" w:lineRule="auto"/>
-        <w:ind w:right="-2"/>
-        <w:jc w:val="both"/>
+        <w:jc w:val="left"/>
         <w:rPr>
           <w:rFonts w:ascii="Times New Roman" w:eastAsia="Times New Roman" w:hAnsi="Times New Roman" w:cs="Times New Roman"/>
           <w:sz w:val="28"/>
@@ -279,10 +257,10 @@
     <w:p>
       <w:pPr>
         <w:tabs>
-          <w:tab w:val="left" w:pos="6840"/>
+          <w:tab w:val="right" w:pos="9354"/>
         </w:tabs>
         <w:spacing w:after="0" w:line="240" w:lineRule="auto"/>
-        <w:jc w:val="both"/>
+        <w:jc w:val="left"/>
         <w:rPr>
           <w:rFonts w:ascii="Times New Roman" w:eastAsia="Times New Roman" w:hAnsi="Times New Roman" w:cs="Times New Roman"/>
           <w:sz w:val="28"/>

--- a/шаблони/Шаблон_Рапорт_котлове_ГРУПОВИЙ (3).docx
+++ b/шаблони/Шаблон_Рапорт_котлове_ГРУПОВИЙ (3).docx
@@ -4,10 +4,9 @@
   <w:body>
     <w:p>
       <w:pPr>
-        <w:suppressAutoHyphens/>
-        <w:spacing w:after="0" w:line="240" w:lineRule="auto"/>
-        <w:ind w:left="4395"/>
-        <w:jc w:val="left"/>
+        <w:spacing w:after="0" w:line="240" w:lineRule="auto"/>
+        <w:ind w:left="5103"/>
+        <w:jc w:val="both"/>
         <w:rPr>
           <w:rFonts w:ascii="Times New Roman" w:eastAsia="Times New Roman" w:hAnsi="Times New Roman" w:cs="Times New Roman"/>
           <w:sz w:val="28"/>
@@ -52,6 +51,30 @@
     <w:p>
       <w:pPr>
         <w:spacing w:after="0" w:line="240" w:lineRule="auto"/>
+        <w:jc w:val="both"/>
+        <w:rPr>
+          <w:rFonts w:ascii="Times New Roman" w:eastAsia="Times New Roman" w:hAnsi="Times New Roman" w:cs="Times New Roman"/>
+          <w:sz w:val="28"/>
+          <w:szCs w:val="28"/>
+          <w:lang w:val="uk-UA" w:eastAsia="ru-RU"/>
+        </w:rPr>
+      </w:pPr>
+    </w:p>
+    <w:p>
+      <w:pPr>
+        <w:spacing w:after="0" w:line="240" w:lineRule="auto"/>
+        <w:jc w:val="both"/>
+        <w:rPr>
+          <w:rFonts w:ascii="Times New Roman" w:eastAsia="Times New Roman" w:hAnsi="Times New Roman" w:cs="Times New Roman"/>
+          <w:sz w:val="28"/>
+          <w:szCs w:val="28"/>
+          <w:lang w:val="uk-UA" w:eastAsia="ru-RU"/>
+        </w:rPr>
+      </w:pPr>
+    </w:p>
+    <w:p>
+      <w:pPr>
+        <w:spacing w:after="0" w:line="240" w:lineRule="auto"/>
         <w:jc w:val="center"/>
         <w:rPr>
           <w:rFonts w:ascii="Times New Roman" w:eastAsia="Times New Roman" w:hAnsi="Times New Roman" w:cs="Times New Roman"/>
@@ -142,21 +165,20 @@
         <w:t xml:space="preserve">{{#список}}</w:t>
       </w:r>
     </w:p>
-    <w:pPr>
-      <w:tabs>
-        <w:tab w:val="left" w:pos="2410"/>
-      </w:tabs>
-      <w:spacing w:after="0" w:line="240" w:lineRule="auto"/>
-      <w:ind w:firstLine="567"/>
-      <w:jc w:val="both"/>
-      <w:rPr>
-        <w:rFonts w:ascii="Times New Roman" w:eastAsia="Times New Roman" w:hAnsi="Times New Roman" w:cs="Times New Roman"/>
-        <w:sz w:val="28"/>
-        <w:szCs w:val="28"/>
-        <w:lang w:val="uk-UA" w:eastAsia="ru-RU"/>
-      </w:rPr>
-    </w:pPr>
-    <w:p>
+    <w:p>
+      <w:pPr>
+        <w:tabs>
+          <w:tab w:val="left" w:pos="2835"/>
+        </w:tabs>
+        <w:spacing w:after="0" w:line="240" w:lineRule="auto"/>
+        <w:jc w:val="both"/>
+        <w:rPr>
+          <w:rFonts w:ascii="Times New Roman" w:eastAsia="Times New Roman" w:hAnsi="Times New Roman" w:cs="Times New Roman"/>
+          <w:sz w:val="28"/>
+          <w:szCs w:val="28"/>
+          <w:lang w:val="uk-UA" w:eastAsia="ru-RU"/>
+        </w:rPr>
+      </w:pPr>
       <w:r>
         <w:rPr>
           <w:rFonts w:ascii="Times New Roman" w:eastAsia="Times New Roman" w:hAnsi="Times New Roman" w:cs="Times New Roman"/>
@@ -173,7 +195,7 @@
           <w:szCs w:val="28"/>
           <w:lang w:val="uk-UA" w:eastAsia="ru-RU"/>
         </w:rPr>
-        <w:t xml:space="preserve"> </w:t>
+        <w:tab/>
       </w:r>
       <w:r>
         <w:rPr>
@@ -234,9 +256,9 @@
     </w:p>
     <w:p>
       <w:pPr>
-        <w:keepNext/>
-        <w:spacing w:after="0" w:line="240" w:lineRule="auto"/>
-        <w:jc w:val="left"/>
+        <w:spacing w:after="0" w:line="240" w:lineRule="auto"/>
+        <w:ind w:right="-2"/>
+        <w:jc w:val="both"/>
         <w:rPr>
           <w:rFonts w:ascii="Times New Roman" w:eastAsia="Times New Roman" w:hAnsi="Times New Roman" w:cs="Times New Roman"/>
           <w:sz w:val="28"/>
@@ -257,10 +279,10 @@
     <w:p>
       <w:pPr>
         <w:tabs>
-          <w:tab w:val="right" w:pos="9354"/>
+          <w:tab w:val="left" w:pos="6840"/>
         </w:tabs>
         <w:spacing w:after="0" w:line="240" w:lineRule="auto"/>
-        <w:jc w:val="left"/>
+        <w:jc w:val="both"/>
         <w:rPr>
           <w:rFonts w:ascii="Times New Roman" w:eastAsia="Times New Roman" w:hAnsi="Times New Roman" w:cs="Times New Roman"/>
           <w:sz w:val="28"/>
